--- a/док/ГЧ/1_плакат_экономика.docx
+++ b/док/ГЧ/1_плакат_экономика.docx
@@ -2792,7 +2792,6 @@
         <w:tc>
           <w:tcPr>
             <w:tcW w:w="7797" w:type="dxa"/>
-            <w:vAlign w:val="center"/>
           </w:tcPr>
           <w:p>
             <w:pPr>
@@ -2826,6 +2825,7 @@
               <w:rPr>
                 <w:bCs/>
                 <w:sz w:val="24"/>
+                <w:szCs w:val="24"/>
               </w:rPr>
               <w:t>Наименование показателя</w:t>
             </w:r>
@@ -2834,7 +2834,6 @@
         <w:tc>
           <w:tcPr>
             <w:tcW w:w="1843" w:type="dxa"/>
-            <w:vAlign w:val="center"/>
           </w:tcPr>
           <w:p>
             <w:pPr>
@@ -2868,6 +2867,7 @@
               <w:rPr>
                 <w:bCs/>
                 <w:sz w:val="24"/>
+                <w:szCs w:val="24"/>
               </w:rPr>
               <w:t>Значение показателя</w:t>
             </w:r>
@@ -2881,7 +2881,6 @@
         <w:tc>
           <w:tcPr>
             <w:tcW w:w="7797" w:type="dxa"/>
-            <w:vAlign w:val="center"/>
           </w:tcPr>
           <w:p>
             <w:pPr>
@@ -2915,6 +2914,7 @@
               <w:rPr>
                 <w:bCs/>
                 <w:sz w:val="24"/>
+                <w:szCs w:val="24"/>
               </w:rPr>
               <w:t>Время разработки, дней</w:t>
             </w:r>
@@ -2923,7 +2923,6 @@
         <w:tc>
           <w:tcPr>
             <w:tcW w:w="1843" w:type="dxa"/>
-            <w:vAlign w:val="center"/>
           </w:tcPr>
           <w:p>
             <w:pPr>
@@ -2959,6 +2958,7 @@
               <w:rPr>
                 <w:bCs/>
                 <w:sz w:val="24"/>
+                <w:szCs w:val="24"/>
               </w:rPr>
               <w:t>83</w:t>
             </w:r>
@@ -2972,7 +2972,6 @@
         <w:tc>
           <w:tcPr>
             <w:tcW w:w="7797" w:type="dxa"/>
-            <w:vAlign w:val="center"/>
           </w:tcPr>
           <w:p>
             <w:pPr>
@@ -3006,6 +3005,7 @@
               <w:rPr>
                 <w:bCs/>
                 <w:sz w:val="24"/>
+                <w:szCs w:val="24"/>
               </w:rPr>
               <w:t>Основная заработная плата, руб.</w:t>
             </w:r>
@@ -3014,7 +3014,6 @@
         <w:tc>
           <w:tcPr>
             <w:tcW w:w="1843" w:type="dxa"/>
-            <w:vAlign w:val="center"/>
           </w:tcPr>
           <w:p>
             <w:pPr>
@@ -3050,6 +3049,7 @@
               <w:rPr>
                 <w:bCs/>
                 <w:sz w:val="24"/>
+                <w:szCs w:val="24"/>
               </w:rPr>
               <w:t>10 531,65</w:t>
             </w:r>
@@ -3063,7 +3063,6 @@
         <w:tc>
           <w:tcPr>
             <w:tcW w:w="7797" w:type="dxa"/>
-            <w:vAlign w:val="center"/>
           </w:tcPr>
           <w:p>
             <w:pPr>
@@ -3097,6 +3096,7 @@
               <w:rPr>
                 <w:bCs/>
                 <w:sz w:val="24"/>
+                <w:szCs w:val="24"/>
               </w:rPr>
               <w:t>Дополнительная заработная плата, руб.</w:t>
             </w:r>
@@ -3105,7 +3105,6 @@
         <w:tc>
           <w:tcPr>
             <w:tcW w:w="1843" w:type="dxa"/>
-            <w:vAlign w:val="center"/>
           </w:tcPr>
           <w:p>
             <w:pPr>
@@ -3139,6 +3138,7 @@
               <w:rPr>
                 <w:bCs/>
                 <w:sz w:val="24"/>
+                <w:szCs w:val="24"/>
               </w:rPr>
               <w:t>2 106,33</w:t>
             </w:r>
@@ -3152,7 +3152,6 @@
         <w:tc>
           <w:tcPr>
             <w:tcW w:w="7797" w:type="dxa"/>
-            <w:vAlign w:val="center"/>
           </w:tcPr>
           <w:p>
             <w:pPr>
@@ -3185,6 +3184,7 @@
             <w:r>
               <w:rPr>
                 <w:sz w:val="24"/>
+                <w:szCs w:val="24"/>
               </w:rPr>
               <w:t>Отчисления в Фонд социальной защиты населения, руб.</w:t>
             </w:r>
@@ -3193,7 +3193,6 @@
         <w:tc>
           <w:tcPr>
             <w:tcW w:w="1843" w:type="dxa"/>
-            <w:vAlign w:val="center"/>
           </w:tcPr>
           <w:p>
             <w:pPr>
@@ -3226,6 +3225,7 @@
             <w:r>
               <w:rPr>
                 <w:sz w:val="24"/>
+                <w:szCs w:val="24"/>
               </w:rPr>
               <w:t>4 296,91</w:t>
             </w:r>
@@ -3239,7 +3239,6 @@
         <w:tc>
           <w:tcPr>
             <w:tcW w:w="7797" w:type="dxa"/>
-            <w:vAlign w:val="center"/>
           </w:tcPr>
           <w:p>
             <w:pPr>
@@ -3272,6 +3271,7 @@
             <w:r>
               <w:rPr>
                 <w:sz w:val="24"/>
+                <w:szCs w:val="24"/>
               </w:rPr>
               <w:t>Отчисления в БРУСП «Белгосстрах», руб.</w:t>
             </w:r>
@@ -3280,7 +3280,6 @@
         <w:tc>
           <w:tcPr>
             <w:tcW w:w="1843" w:type="dxa"/>
-            <w:vAlign w:val="center"/>
           </w:tcPr>
           <w:p>
             <w:pPr>
@@ -3313,6 +3312,7 @@
             <w:r>
               <w:rPr>
                 <w:sz w:val="24"/>
+                <w:szCs w:val="24"/>
               </w:rPr>
               <w:t>75,83</w:t>
             </w:r>
@@ -3326,7 +3326,6 @@
         <w:tc>
           <w:tcPr>
             <w:tcW w:w="7797" w:type="dxa"/>
-            <w:vAlign w:val="center"/>
           </w:tcPr>
           <w:p>
             <w:pPr>
@@ -3359,6 +3358,7 @@
             <w:r>
               <w:rPr>
                 <w:sz w:val="24"/>
+                <w:szCs w:val="24"/>
               </w:rPr>
               <w:t>Расходы на материалы, руб.</w:t>
             </w:r>
@@ -3367,7 +3367,6 @@
         <w:tc>
           <w:tcPr>
             <w:tcW w:w="1843" w:type="dxa"/>
-            <w:vAlign w:val="center"/>
           </w:tcPr>
           <w:p>
             <w:pPr>
@@ -3400,6 +3399,7 @@
             <w:r>
               <w:rPr>
                 <w:sz w:val="24"/>
+                <w:szCs w:val="24"/>
               </w:rPr>
               <w:t>44,50</w:t>
             </w:r>
@@ -3413,7 +3413,6 @@
         <w:tc>
           <w:tcPr>
             <w:tcW w:w="7797" w:type="dxa"/>
-            <w:vAlign w:val="center"/>
           </w:tcPr>
           <w:p>
             <w:pPr>
@@ -3447,6 +3446,7 @@
             <w:r>
               <w:rPr>
                 <w:sz w:val="24"/>
+                <w:szCs w:val="24"/>
               </w:rPr>
               <w:t>Расходы на специальное оборудование и платные услуги, руб.</w:t>
             </w:r>
@@ -3455,7 +3455,6 @@
         <w:tc>
           <w:tcPr>
             <w:tcW w:w="1843" w:type="dxa"/>
-            <w:vAlign w:val="center"/>
           </w:tcPr>
           <w:p>
             <w:pPr>
@@ -3488,6 +3487,7 @@
             <w:r>
               <w:rPr>
                 <w:sz w:val="24"/>
+                <w:szCs w:val="24"/>
               </w:rPr>
               <w:t>0,00</w:t>
             </w:r>
@@ -3501,7 +3501,6 @@
         <w:tc>
           <w:tcPr>
             <w:tcW w:w="7797" w:type="dxa"/>
-            <w:vAlign w:val="center"/>
           </w:tcPr>
           <w:p>
             <w:pPr>
@@ -3535,6 +3534,7 @@
             <w:r>
               <w:rPr>
                 <w:sz w:val="24"/>
+                <w:szCs w:val="24"/>
               </w:rPr>
               <w:t>Расходы на оплату машинного времени, руб.</w:t>
             </w:r>
@@ -3543,7 +3543,6 @@
         <w:tc>
           <w:tcPr>
             <w:tcW w:w="1843" w:type="dxa"/>
-            <w:vAlign w:val="center"/>
           </w:tcPr>
           <w:p>
             <w:pPr>
@@ -3576,6 +3575,7 @@
             <w:r>
               <w:rPr>
                 <w:sz w:val="24"/>
+                <w:szCs w:val="24"/>
               </w:rPr>
               <w:t>59,76</w:t>
             </w:r>
@@ -3604,7 +3604,6 @@
               <w:bottom w:val="single" w:sz="4" w:space="0" w:color="auto"/>
               <w:right w:val="single" w:sz="4" w:space="0" w:color="auto"/>
             </w:tcBorders>
-            <w:vAlign w:val="center"/>
           </w:tcPr>
           <w:p>
             <w:pPr>
@@ -3637,6 +3636,7 @@
             <w:r>
               <w:rPr>
                 <w:sz w:val="24"/>
+                <w:szCs w:val="24"/>
               </w:rPr>
               <w:t>Прочие прямые затраты, руб.</w:t>
             </w:r>
@@ -3651,7 +3651,6 @@
               <w:bottom w:val="single" w:sz="4" w:space="0" w:color="auto"/>
               <w:right w:val="single" w:sz="4" w:space="0" w:color="auto"/>
             </w:tcBorders>
-            <w:vAlign w:val="center"/>
           </w:tcPr>
           <w:p>
             <w:pPr>
@@ -3685,6 +3684,7 @@
             <w:r>
               <w:rPr>
                 <w:sz w:val="24"/>
+                <w:szCs w:val="24"/>
               </w:rPr>
               <w:t>1 685,06</w:t>
             </w:r>
@@ -3713,7 +3713,6 @@
               <w:bottom w:val="single" w:sz="4" w:space="0" w:color="auto"/>
               <w:right w:val="single" w:sz="4" w:space="0" w:color="auto"/>
             </w:tcBorders>
-            <w:vAlign w:val="center"/>
           </w:tcPr>
           <w:p>
             <w:pPr>
@@ -3746,6 +3745,7 @@
             <w:r>
               <w:rPr>
                 <w:sz w:val="24"/>
+                <w:szCs w:val="24"/>
               </w:rPr>
               <w:t>Накладные расходы, руб.</w:t>
             </w:r>
@@ -3760,7 +3760,6 @@
               <w:bottom w:val="single" w:sz="4" w:space="0" w:color="auto"/>
               <w:right w:val="single" w:sz="4" w:space="0" w:color="auto"/>
             </w:tcBorders>
-            <w:vAlign w:val="center"/>
           </w:tcPr>
           <w:p>
             <w:pPr>
@@ -3794,6 +3793,7 @@
             <w:r>
               <w:rPr>
                 <w:sz w:val="24"/>
+                <w:szCs w:val="24"/>
               </w:rPr>
               <w:t>2 948,86</w:t>
             </w:r>
@@ -3822,7 +3822,6 @@
               <w:bottom w:val="single" w:sz="4" w:space="0" w:color="auto"/>
               <w:right w:val="single" w:sz="4" w:space="0" w:color="auto"/>
             </w:tcBorders>
-            <w:vAlign w:val="center"/>
           </w:tcPr>
           <w:p>
             <w:pPr>
@@ -3855,6 +3854,7 @@
             <w:r>
               <w:rPr>
                 <w:sz w:val="24"/>
+                <w:szCs w:val="24"/>
               </w:rPr>
               <w:t>Себестоимость разработки программного средства, руб.</w:t>
             </w:r>
@@ -3869,7 +3869,6 @@
               <w:bottom w:val="single" w:sz="4" w:space="0" w:color="auto"/>
               <w:right w:val="single" w:sz="4" w:space="0" w:color="auto"/>
             </w:tcBorders>
-            <w:vAlign w:val="center"/>
           </w:tcPr>
           <w:p>
             <w:pPr>
@@ -3902,6 +3901,7 @@
             <w:r>
               <w:rPr>
                 <w:sz w:val="24"/>
+                <w:szCs w:val="24"/>
               </w:rPr>
               <w:t>21 748,91</w:t>
             </w:r>
@@ -3930,7 +3930,6 @@
               <w:bottom w:val="single" w:sz="4" w:space="0" w:color="auto"/>
               <w:right w:val="single" w:sz="4" w:space="0" w:color="auto"/>
             </w:tcBorders>
-            <w:vAlign w:val="center"/>
           </w:tcPr>
           <w:p>
             <w:pPr>
@@ -3963,6 +3962,7 @@
             <w:r>
               <w:rPr>
                 <w:sz w:val="24"/>
+                <w:szCs w:val="24"/>
               </w:rPr>
               <w:t>Расходы на сопровождение и адаптацию, руб.</w:t>
             </w:r>
@@ -3977,7 +3977,6 @@
               <w:bottom w:val="single" w:sz="4" w:space="0" w:color="auto"/>
               <w:right w:val="single" w:sz="4" w:space="0" w:color="auto"/>
             </w:tcBorders>
-            <w:vAlign w:val="center"/>
           </w:tcPr>
           <w:p>
             <w:pPr>
@@ -4011,6 +4010,7 @@
             <w:r>
               <w:rPr>
                 <w:sz w:val="24"/>
+                <w:szCs w:val="24"/>
               </w:rPr>
               <w:t>1 739,91</w:t>
             </w:r>
@@ -4039,7 +4039,6 @@
               <w:bottom w:val="single" w:sz="4" w:space="0" w:color="auto"/>
               <w:right w:val="single" w:sz="4" w:space="0" w:color="auto"/>
             </w:tcBorders>
-            <w:vAlign w:val="center"/>
           </w:tcPr>
           <w:p>
             <w:pPr>
@@ -4073,6 +4072,7 @@
             <w:r>
               <w:rPr>
                 <w:sz w:val="24"/>
+                <w:szCs w:val="24"/>
               </w:rPr>
               <w:t>Полная себестоимость, руб.</w:t>
             </w:r>
@@ -4087,7 +4087,6 @@
               <w:bottom w:val="single" w:sz="4" w:space="0" w:color="auto"/>
               <w:right w:val="single" w:sz="4" w:space="0" w:color="auto"/>
             </w:tcBorders>
-            <w:vAlign w:val="center"/>
           </w:tcPr>
           <w:p>
             <w:pPr>
@@ -4120,6 +4119,7 @@
             <w:r>
               <w:rPr>
                 <w:sz w:val="24"/>
+                <w:szCs w:val="24"/>
               </w:rPr>
               <w:t>23 488,82</w:t>
             </w:r>
@@ -4148,7 +4148,6 @@
               <w:bottom w:val="single" w:sz="4" w:space="0" w:color="auto"/>
               <w:right w:val="single" w:sz="4" w:space="0" w:color="auto"/>
             </w:tcBorders>
-            <w:vAlign w:val="center"/>
           </w:tcPr>
           <w:p>
             <w:pPr>
@@ -4182,6 +4181,7 @@
             <w:r>
               <w:rPr>
                 <w:sz w:val="24"/>
+                <w:szCs w:val="24"/>
               </w:rPr>
               <w:t>Отпускная цена без НДС, руб.</w:t>
             </w:r>
@@ -4196,7 +4196,6 @@
               <w:bottom w:val="single" w:sz="4" w:space="0" w:color="auto"/>
               <w:right w:val="single" w:sz="4" w:space="0" w:color="auto"/>
             </w:tcBorders>
-            <w:vAlign w:val="center"/>
           </w:tcPr>
           <w:p>
             <w:pPr>
@@ -4229,6 +4228,7 @@
             <w:r>
               <w:rPr>
                 <w:sz w:val="24"/>
+                <w:szCs w:val="24"/>
               </w:rPr>
               <w:t>30 535,47</w:t>
             </w:r>
@@ -4257,7 +4257,6 @@
               <w:bottom w:val="single" w:sz="4" w:space="0" w:color="auto"/>
               <w:right w:val="single" w:sz="4" w:space="0" w:color="auto"/>
             </w:tcBorders>
-            <w:vAlign w:val="center"/>
           </w:tcPr>
           <w:p>
             <w:pPr>
@@ -4291,6 +4290,7 @@
             <w:r>
               <w:rPr>
                 <w:sz w:val="24"/>
+                <w:szCs w:val="24"/>
               </w:rPr>
               <w:t>Отпускная цена с НДС, руб.</w:t>
             </w:r>
@@ -4305,7 +4305,6 @@
               <w:bottom w:val="single" w:sz="4" w:space="0" w:color="auto"/>
               <w:right w:val="single" w:sz="4" w:space="0" w:color="auto"/>
             </w:tcBorders>
-            <w:vAlign w:val="center"/>
           </w:tcPr>
           <w:p>
             <w:pPr>
@@ -4338,8 +4337,324 @@
             <w:r>
               <w:rPr>
                 <w:sz w:val="24"/>
+                <w:szCs w:val="24"/>
               </w:rPr>
               <w:t>36 642,56</w:t>
+            </w:r>
+          </w:p>
+        </w:tc>
+      </w:tr>
+      <w:tr>
+        <w:tblPrEx>
+          <w:tblBorders>
+            <w:top w:val="none" w:sz="0" w:space="0" w:color="auto"/>
+            <w:left w:val="none" w:sz="0" w:space="0" w:color="auto"/>
+            <w:right w:val="none" w:sz="0" w:space="0" w:color="auto"/>
+            <w:insideH w:val="none" w:sz="0" w:space="0" w:color="auto"/>
+            <w:insideV w:val="none" w:sz="0" w:space="0" w:color="auto"/>
+          </w:tblBorders>
+        </w:tblPrEx>
+        <w:trPr>
+          <w:trHeight w:val="70"/>
+        </w:trPr>
+        <w:tc>
+          <w:tcPr>
+            <w:tcW w:w="7797" w:type="dxa"/>
+            <w:tcBorders>
+              <w:top w:val="single" w:sz="4" w:space="0" w:color="auto"/>
+              <w:left w:val="single" w:sz="4" w:space="0" w:color="auto"/>
+              <w:bottom w:val="single" w:sz="4" w:space="0" w:color="auto"/>
+              <w:right w:val="single" w:sz="4" w:space="0" w:color="auto"/>
+            </w:tcBorders>
+          </w:tcPr>
+          <w:p>
+            <w:pPr>
+              <w:widowControl w:val="0"/>
+              <w:tabs>
+                <w:tab w:val="left" w:pos="916"/>
+                <w:tab w:val="left" w:pos="1832"/>
+                <w:tab w:val="left" w:pos="2748"/>
+                <w:tab w:val="left" w:pos="3664"/>
+                <w:tab w:val="left" w:pos="4580"/>
+                <w:tab w:val="left" w:pos="5496"/>
+                <w:tab w:val="left" w:pos="6412"/>
+                <w:tab w:val="left" w:pos="7328"/>
+                <w:tab w:val="left" w:pos="8244"/>
+                <w:tab w:val="left" w:pos="9160"/>
+                <w:tab w:val="left" w:pos="10076"/>
+                <w:tab w:val="left" w:pos="10992"/>
+                <w:tab w:val="left" w:pos="11908"/>
+                <w:tab w:val="left" w:pos="12824"/>
+                <w:tab w:val="left" w:pos="13740"/>
+                <w:tab w:val="left" w:pos="14656"/>
+              </w:tabs>
+              <w:jc w:val="both"/>
+              <w:rPr>
+                <w:sz w:val="24"/>
+                <w:szCs w:val="24"/>
+              </w:rPr>
+            </w:pPr>
+            <w:r>
+              <w:rPr>
+                <w:sz w:val="24"/>
+                <w:szCs w:val="24"/>
+              </w:rPr>
+              <w:t>Прибыль от реализации программного средства, руб.</w:t>
+            </w:r>
+          </w:p>
+        </w:tc>
+        <w:tc>
+          <w:tcPr>
+            <w:tcW w:w="1843" w:type="dxa"/>
+            <w:tcBorders>
+              <w:top w:val="single" w:sz="4" w:space="0" w:color="auto"/>
+              <w:left w:val="single" w:sz="4" w:space="0" w:color="auto"/>
+              <w:bottom w:val="single" w:sz="4" w:space="0" w:color="auto"/>
+              <w:right w:val="single" w:sz="4" w:space="0" w:color="auto"/>
+            </w:tcBorders>
+          </w:tcPr>
+          <w:p>
+            <w:pPr>
+              <w:tabs>
+                <w:tab w:val="left" w:pos="916"/>
+                <w:tab w:val="left" w:pos="1832"/>
+                <w:tab w:val="left" w:pos="2748"/>
+                <w:tab w:val="left" w:pos="3664"/>
+                <w:tab w:val="left" w:pos="4580"/>
+                <w:tab w:val="left" w:pos="5496"/>
+                <w:tab w:val="left" w:pos="6412"/>
+                <w:tab w:val="left" w:pos="7328"/>
+                <w:tab w:val="left" w:pos="8244"/>
+                <w:tab w:val="left" w:pos="9160"/>
+                <w:tab w:val="left" w:pos="10076"/>
+                <w:tab w:val="left" w:pos="10992"/>
+                <w:tab w:val="left" w:pos="11908"/>
+                <w:tab w:val="left" w:pos="12824"/>
+                <w:tab w:val="left" w:pos="13740"/>
+                <w:tab w:val="left" w:pos="14656"/>
+              </w:tabs>
+              <w:jc w:val="center"/>
+              <w:rPr>
+                <w:sz w:val="24"/>
+                <w:szCs w:val="24"/>
+              </w:rPr>
+            </w:pPr>
+            <w:r>
+              <w:rPr>
+                <w:sz w:val="24"/>
+                <w:szCs w:val="24"/>
+              </w:rPr>
+              <w:t>7 046,65</w:t>
+            </w:r>
+          </w:p>
+        </w:tc>
+      </w:tr>
+      <w:tr>
+        <w:tblPrEx>
+          <w:tblBorders>
+            <w:top w:val="none" w:sz="0" w:space="0" w:color="auto"/>
+            <w:left w:val="none" w:sz="0" w:space="0" w:color="auto"/>
+            <w:right w:val="none" w:sz="0" w:space="0" w:color="auto"/>
+            <w:insideH w:val="none" w:sz="0" w:space="0" w:color="auto"/>
+            <w:insideV w:val="none" w:sz="0" w:space="0" w:color="auto"/>
+          </w:tblBorders>
+        </w:tblPrEx>
+        <w:trPr>
+          <w:trHeight w:val="70"/>
+        </w:trPr>
+        <w:tc>
+          <w:tcPr>
+            <w:tcW w:w="7797" w:type="dxa"/>
+            <w:tcBorders>
+              <w:top w:val="single" w:sz="4" w:space="0" w:color="auto"/>
+              <w:left w:val="single" w:sz="4" w:space="0" w:color="auto"/>
+              <w:bottom w:val="single" w:sz="4" w:space="0" w:color="auto"/>
+              <w:right w:val="single" w:sz="4" w:space="0" w:color="auto"/>
+            </w:tcBorders>
+          </w:tcPr>
+          <w:p>
+            <w:pPr>
+              <w:widowControl w:val="0"/>
+              <w:tabs>
+                <w:tab w:val="left" w:pos="916"/>
+                <w:tab w:val="left" w:pos="1832"/>
+                <w:tab w:val="left" w:pos="2748"/>
+                <w:tab w:val="left" w:pos="3664"/>
+                <w:tab w:val="left" w:pos="4580"/>
+                <w:tab w:val="left" w:pos="5496"/>
+                <w:tab w:val="left" w:pos="6412"/>
+                <w:tab w:val="left" w:pos="7328"/>
+                <w:tab w:val="left" w:pos="8244"/>
+                <w:tab w:val="left" w:pos="9160"/>
+                <w:tab w:val="left" w:pos="10076"/>
+                <w:tab w:val="left" w:pos="10992"/>
+                <w:tab w:val="left" w:pos="11908"/>
+                <w:tab w:val="left" w:pos="12824"/>
+                <w:tab w:val="left" w:pos="13740"/>
+                <w:tab w:val="left" w:pos="14656"/>
+              </w:tabs>
+              <w:jc w:val="both"/>
+              <w:rPr>
+                <w:sz w:val="24"/>
+                <w:szCs w:val="24"/>
+              </w:rPr>
+            </w:pPr>
+            <w:r>
+              <w:rPr>
+                <w:sz w:val="24"/>
+                <w:szCs w:val="24"/>
+              </w:rPr>
+              <w:t>Чистая прибыль, руб.</w:t>
+            </w:r>
+          </w:p>
+        </w:tc>
+        <w:tc>
+          <w:tcPr>
+            <w:tcW w:w="1843" w:type="dxa"/>
+            <w:tcBorders>
+              <w:top w:val="single" w:sz="4" w:space="0" w:color="auto"/>
+              <w:left w:val="single" w:sz="4" w:space="0" w:color="auto"/>
+              <w:bottom w:val="single" w:sz="4" w:space="0" w:color="auto"/>
+              <w:right w:val="single" w:sz="4" w:space="0" w:color="auto"/>
+            </w:tcBorders>
+          </w:tcPr>
+          <w:p>
+            <w:pPr>
+              <w:tabs>
+                <w:tab w:val="left" w:pos="916"/>
+                <w:tab w:val="left" w:pos="1832"/>
+                <w:tab w:val="left" w:pos="2748"/>
+                <w:tab w:val="left" w:pos="3664"/>
+                <w:tab w:val="left" w:pos="4580"/>
+                <w:tab w:val="left" w:pos="5496"/>
+                <w:tab w:val="left" w:pos="6412"/>
+                <w:tab w:val="left" w:pos="7328"/>
+                <w:tab w:val="left" w:pos="8244"/>
+                <w:tab w:val="left" w:pos="9160"/>
+                <w:tab w:val="left" w:pos="10076"/>
+                <w:tab w:val="left" w:pos="10992"/>
+                <w:tab w:val="left" w:pos="11908"/>
+                <w:tab w:val="left" w:pos="12824"/>
+                <w:tab w:val="left" w:pos="13740"/>
+                <w:tab w:val="left" w:pos="14656"/>
+              </w:tabs>
+              <w:jc w:val="center"/>
+              <w:rPr>
+                <w:sz w:val="24"/>
+                <w:szCs w:val="24"/>
+              </w:rPr>
+            </w:pPr>
+            <w:r>
+              <w:rPr>
+                <w:sz w:val="24"/>
+                <w:szCs w:val="24"/>
+              </w:rPr>
+              <w:t>5 637,32</w:t>
+            </w:r>
+          </w:p>
+        </w:tc>
+      </w:tr>
+      <w:tr>
+        <w:tblPrEx>
+          <w:tblBorders>
+            <w:top w:val="none" w:sz="0" w:space="0" w:color="auto"/>
+            <w:left w:val="none" w:sz="0" w:space="0" w:color="auto"/>
+            <w:right w:val="none" w:sz="0" w:space="0" w:color="auto"/>
+            <w:insideH w:val="none" w:sz="0" w:space="0" w:color="auto"/>
+            <w:insideV w:val="none" w:sz="0" w:space="0" w:color="auto"/>
+          </w:tblBorders>
+        </w:tblPrEx>
+        <w:trPr>
+          <w:trHeight w:val="70"/>
+        </w:trPr>
+        <w:tc>
+          <w:tcPr>
+            <w:tcW w:w="7797" w:type="dxa"/>
+            <w:tcBorders>
+              <w:top w:val="single" w:sz="4" w:space="0" w:color="auto"/>
+              <w:left w:val="single" w:sz="4" w:space="0" w:color="auto"/>
+              <w:bottom w:val="single" w:sz="4" w:space="0" w:color="auto"/>
+              <w:right w:val="single" w:sz="4" w:space="0" w:color="auto"/>
+            </w:tcBorders>
+          </w:tcPr>
+          <w:p>
+            <w:pPr>
+              <w:widowControl w:val="0"/>
+              <w:tabs>
+                <w:tab w:val="left" w:pos="916"/>
+                <w:tab w:val="left" w:pos="1832"/>
+                <w:tab w:val="left" w:pos="2748"/>
+                <w:tab w:val="left" w:pos="3664"/>
+                <w:tab w:val="left" w:pos="4580"/>
+                <w:tab w:val="left" w:pos="5496"/>
+                <w:tab w:val="left" w:pos="6412"/>
+                <w:tab w:val="left" w:pos="7328"/>
+                <w:tab w:val="left" w:pos="8244"/>
+                <w:tab w:val="left" w:pos="9160"/>
+                <w:tab w:val="left" w:pos="10076"/>
+                <w:tab w:val="left" w:pos="10992"/>
+                <w:tab w:val="left" w:pos="11908"/>
+                <w:tab w:val="left" w:pos="12824"/>
+                <w:tab w:val="left" w:pos="13740"/>
+                <w:tab w:val="left" w:pos="14656"/>
+              </w:tabs>
+              <w:jc w:val="both"/>
+              <w:rPr>
+                <w:sz w:val="24"/>
+                <w:szCs w:val="24"/>
+              </w:rPr>
+            </w:pPr>
+            <w:r>
+              <w:rPr>
+                <w:sz w:val="24"/>
+                <w:szCs w:val="24"/>
+              </w:rPr>
+              <w:t>Уровень рентабельности, %</w:t>
+            </w:r>
+          </w:p>
+        </w:tc>
+        <w:tc>
+          <w:tcPr>
+            <w:tcW w:w="1843" w:type="dxa"/>
+            <w:tcBorders>
+              <w:top w:val="single" w:sz="4" w:space="0" w:color="auto"/>
+              <w:left w:val="single" w:sz="4" w:space="0" w:color="auto"/>
+              <w:bottom w:val="single" w:sz="4" w:space="0" w:color="auto"/>
+              <w:right w:val="single" w:sz="4" w:space="0" w:color="auto"/>
+            </w:tcBorders>
+          </w:tcPr>
+          <w:p>
+            <w:pPr>
+              <w:tabs>
+                <w:tab w:val="left" w:pos="916"/>
+                <w:tab w:val="left" w:pos="1832"/>
+                <w:tab w:val="left" w:pos="2748"/>
+                <w:tab w:val="left" w:pos="3664"/>
+                <w:tab w:val="left" w:pos="4580"/>
+                <w:tab w:val="left" w:pos="5496"/>
+                <w:tab w:val="left" w:pos="6412"/>
+                <w:tab w:val="left" w:pos="7328"/>
+                <w:tab w:val="left" w:pos="8244"/>
+                <w:tab w:val="left" w:pos="9160"/>
+                <w:tab w:val="left" w:pos="10076"/>
+                <w:tab w:val="left" w:pos="10992"/>
+                <w:tab w:val="left" w:pos="11908"/>
+                <w:tab w:val="left" w:pos="12824"/>
+                <w:tab w:val="left" w:pos="13740"/>
+                <w:tab w:val="left" w:pos="14656"/>
+              </w:tabs>
+              <w:jc w:val="center"/>
+              <w:rPr>
+                <w:sz w:val="24"/>
+                <w:szCs w:val="24"/>
+              </w:rPr>
+            </w:pPr>
+            <w:r>
+              <w:rPr>
+                <w:sz w:val="24"/>
+                <w:szCs w:val="24"/>
+              </w:rPr>
+              <w:t>30,00</w:t>
             </w:r>
           </w:p>
         </w:tc>
